--- a/docs/optimal_transport_and_Sinkhorn_algorithm/Deep_Dive_into_Optimal_Transport_Theory_and_Sinkhorn_Algorithm.docx
+++ b/docs/optimal_transport_and_Sinkhorn_algorithm/Deep_Dive_into_Optimal_Transport_Theory_and_Sinkhorn_Algorithm.docx
@@ -13,6 +13,68 @@
     <w:p>
       <w:r>
         <w:t>compiled by D.Gueorguiev, 6/30/2026</w:t>
+      </w:r>
+    </w:p>
+    <w:p/>
+    <w:p>
+      <w:pPr>
+        <w:pStyle w:val="Heading1"/>
+      </w:pPr>
+      <w:r>
+        <w:t>Overview of Computational Optimal Transport</w:t>
+      </w:r>
+    </w:p>
+    <w:p/>
+    <w:p>
+      <w:r>
+        <w:t>We will start our Deep Dive with overview of [1]</w:t>
+      </w:r>
+      <w:r>
+        <w:t>-</w:t>
+      </w:r>
+    </w:p>
+    <w:p/>
+    <w:p>
+      <w:pPr>
+        <w:pStyle w:val="Heading2"/>
+      </w:pPr>
+      <w:r>
+        <w:t>Some Basic Definitions</w:t>
+      </w:r>
+    </w:p>
+    <w:p/>
+    <w:p>
+      <w:r>
+        <w:rPr>
+          <w:b/>
+          <w:bCs/>
+        </w:rPr>
+        <w:t>Definition</w:t>
+      </w:r>
+      <w:r>
+        <w:t xml:space="preserve"> </w:t>
+      </w:r>
+      <w:r>
+        <w:rPr>
+          <w:i/>
+          <w:iCs/>
+        </w:rPr>
+        <w:t>Histograms</w:t>
+      </w:r>
+      <w:r>
+        <w:t xml:space="preserve"> and </w:t>
+      </w:r>
+      <w:r>
+        <w:rPr>
+          <w:i/>
+          <w:iCs/>
+        </w:rPr>
+        <w:t>Measures</w:t>
+      </w:r>
+    </w:p>
+    <w:p>
+      <w:r>
+        <w:t xml:space="preserve">The terms histogram and probability vector are used interchangeably in [1] for any element </w:t>
       </w:r>
     </w:p>
     <w:p/>
@@ -569,7 +631,6 @@
     <w:next w:val="Normal"/>
     <w:link w:val="Heading2Char"/>
     <w:uiPriority w:val="9"/>
-    <w:semiHidden/>
     <w:unhideWhenUsed/>
     <w:qFormat/>
     <w:rsid w:val="005E3B6D"/>
@@ -783,7 +844,6 @@
     <w:basedOn w:val="DefaultParagraphFont"/>
     <w:link w:val="Heading2"/>
     <w:uiPriority w:val="9"/>
-    <w:semiHidden/>
     <w:rsid w:val="005E3B6D"/>
     <w:rPr>
       <w:rFonts w:asciiTheme="majorHAnsi" w:eastAsiaTheme="majorEastAsia" w:hAnsiTheme="majorHAnsi" w:cstheme="majorBidi"/>

--- a/docs/optimal_transport_and_Sinkhorn_algorithm/Deep_Dive_into_Optimal_Transport_Theory_and_Sinkhorn_Algorithm.docx
+++ b/docs/optimal_transport_and_Sinkhorn_algorithm/Deep_Dive_into_Optimal_Transport_Theory_and_Sinkhorn_Algorithm.docx
@@ -73,10 +73,285 @@
       </w:r>
     </w:p>
     <w:p>
+      <w:pPr>
+        <w:rPr>
+          <w:rFonts w:eastAsiaTheme="minorEastAsia"/>
+          <w:iCs/>
+        </w:rPr>
+      </w:pPr>
       <w:r>
         <w:t xml:space="preserve">The terms histogram and probability vector are used interchangeably in [1] for any element </w:t>
       </w:r>
+      <m:oMath>
+        <m:r>
+          <m:rPr>
+            <m:sty m:val="b"/>
+          </m:rPr>
+          <w:rPr>
+            <w:rFonts w:ascii="Cambria Math" w:hAnsi="Cambria Math"/>
+          </w:rPr>
+          <m:t>a</m:t>
+        </m:r>
+        <m:r>
+          <m:rPr>
+            <m:sty m:val="b"/>
+          </m:rPr>
+          <w:rPr>
+            <w:rFonts w:ascii="Cambria Math" w:hAnsi="Cambria Math"/>
+          </w:rPr>
+          <m:t>∈</m:t>
+        </m:r>
+        <m:sSub>
+          <m:sSubPr>
+            <m:ctrlPr>
+              <w:rPr>
+                <w:rFonts w:ascii="Cambria Math" w:hAnsi="Cambria Math"/>
+                <w:iCs/>
+              </w:rPr>
+            </m:ctrlPr>
+          </m:sSubPr>
+          <m:e>
+            <m:r>
+              <m:rPr>
+                <m:sty m:val="p"/>
+              </m:rPr>
+              <w:rPr>
+                <w:rFonts w:ascii="Cambria Math" w:hAnsi="Cambria Math"/>
+              </w:rPr>
+              <m:t>Σ</m:t>
+            </m:r>
+          </m:e>
+          <m:sub>
+            <m:r>
+              <w:rPr>
+                <w:rFonts w:ascii="Cambria Math" w:hAnsi="Cambria Math"/>
+              </w:rPr>
+              <m:t>n</m:t>
+            </m:r>
+          </m:sub>
+        </m:sSub>
+      </m:oMath>
+      <w:r>
+        <w:rPr>
+          <w:rFonts w:eastAsiaTheme="minorEastAsia"/>
+          <w:iCs/>
+        </w:rPr>
+        <w:t xml:space="preserve"> that belongs to the probability simplex</w:t>
+      </w:r>
     </w:p>
+    <w:p>
+      <w:pPr>
+        <w:rPr>
+          <w:rFonts w:eastAsiaTheme="minorEastAsia"/>
+          <w:iCs/>
+        </w:rPr>
+      </w:pPr>
+    </w:p>
+    <w:p>
+      <w:pPr>
+        <w:rPr>
+          <w:rFonts w:eastAsiaTheme="minorEastAsia"/>
+          <w:iCs/>
+        </w:rPr>
+      </w:pPr>
+      <m:oMath>
+        <m:sSub>
+          <m:sSubPr>
+            <m:ctrlPr>
+              <w:rPr>
+                <w:rFonts w:ascii="Cambria Math" w:hAnsi="Cambria Math"/>
+                <w:iCs/>
+              </w:rPr>
+            </m:ctrlPr>
+          </m:sSubPr>
+          <m:e>
+            <m:r>
+              <m:rPr>
+                <m:sty m:val="p"/>
+              </m:rPr>
+              <w:rPr>
+                <w:rFonts w:ascii="Cambria Math" w:hAnsi="Cambria Math"/>
+              </w:rPr>
+              <m:t>Σ</m:t>
+            </m:r>
+          </m:e>
+          <m:sub>
+            <m:r>
+              <w:rPr>
+                <w:rFonts w:ascii="Cambria Math" w:hAnsi="Cambria Math"/>
+              </w:rPr>
+              <m:t>n</m:t>
+            </m:r>
+          </m:sub>
+        </m:sSub>
+        <m:r>
+          <w:rPr>
+            <w:rFonts w:ascii="Cambria Math" w:hAnsi="Cambria Math"/>
+          </w:rPr>
+          <m:t>≝</m:t>
+        </m:r>
+        <m:d>
+          <m:dPr>
+            <m:begChr m:val="{"/>
+            <m:endChr m:val="}"/>
+            <m:ctrlPr>
+              <w:rPr>
+                <w:rFonts w:ascii="Cambria Math" w:hAnsi="Cambria Math"/>
+                <w:i/>
+                <w:iCs/>
+              </w:rPr>
+            </m:ctrlPr>
+          </m:dPr>
+          <m:e>
+            <m:r>
+              <m:rPr>
+                <m:sty m:val="b"/>
+              </m:rPr>
+              <w:rPr>
+                <w:rFonts w:ascii="Cambria Math" w:hAnsi="Cambria Math"/>
+              </w:rPr>
+              <m:t>a</m:t>
+            </m:r>
+            <m:r>
+              <m:rPr>
+                <m:sty m:val="p"/>
+              </m:rPr>
+              <w:rPr>
+                <w:rFonts w:ascii="Cambria Math" w:hAnsi="Cambria Math"/>
+              </w:rPr>
+              <m:t>∈</m:t>
+            </m:r>
+            <m:sSubSup>
+              <m:sSubSupPr>
+                <m:ctrlPr>
+                  <w:rPr>
+                    <w:rFonts w:ascii="Cambria Math" w:hAnsi="Cambria Math"/>
+                    <w:i/>
+                    <w:iCs/>
+                  </w:rPr>
+                </m:ctrlPr>
+              </m:sSubSupPr>
+              <m:e>
+                <m:r>
+                  <m:rPr>
+                    <m:scr m:val="double-struck"/>
+                  </m:rPr>
+                  <w:rPr>
+                    <w:rFonts w:ascii="Cambria Math" w:hAnsi="Cambria Math"/>
+                  </w:rPr>
+                  <m:t>R</m:t>
+                </m:r>
+              </m:e>
+              <m:sub>
+                <m:r>
+                  <w:rPr>
+                    <w:rFonts w:ascii="Cambria Math" w:hAnsi="Cambria Math"/>
+                  </w:rPr>
+                  <m:t>+</m:t>
+                </m:r>
+              </m:sub>
+              <m:sup>
+                <m:r>
+                  <w:rPr>
+                    <w:rFonts w:ascii="Cambria Math" w:hAnsi="Cambria Math"/>
+                  </w:rPr>
+                  <m:t>n</m:t>
+                </m:r>
+              </m:sup>
+            </m:sSubSup>
+            <m:r>
+              <w:rPr>
+                <w:rFonts w:ascii="Cambria Math" w:hAnsi="Cambria Math"/>
+              </w:rPr>
+              <m:t xml:space="preserve"> : </m:t>
+            </m:r>
+            <m:nary>
+              <m:naryPr>
+                <m:chr m:val="∑"/>
+                <m:limLoc m:val="subSup"/>
+                <m:ctrlPr>
+                  <w:rPr>
+                    <w:rFonts w:ascii="Cambria Math" w:hAnsi="Cambria Math"/>
+                    <w:i/>
+                    <w:iCs/>
+                  </w:rPr>
+                </m:ctrlPr>
+              </m:naryPr>
+              <m:sub>
+                <m:r>
+                  <w:rPr>
+                    <w:rFonts w:ascii="Cambria Math" w:hAnsi="Cambria Math"/>
+                  </w:rPr>
+                  <m:t>i=1</m:t>
+                </m:r>
+              </m:sub>
+              <m:sup>
+                <m:r>
+                  <w:rPr>
+                    <w:rFonts w:ascii="Cambria Math" w:hAnsi="Cambria Math"/>
+                  </w:rPr>
+                  <m:t>n</m:t>
+                </m:r>
+              </m:sup>
+              <m:e>
+                <m:sSub>
+                  <m:sSubPr>
+                    <m:ctrlPr>
+                      <w:rPr>
+                        <w:rFonts w:ascii="Cambria Math" w:hAnsi="Cambria Math"/>
+                        <w:i/>
+                        <w:iCs/>
+                      </w:rPr>
+                    </m:ctrlPr>
+                  </m:sSubPr>
+                  <m:e>
+                    <m:r>
+                      <m:rPr>
+                        <m:sty m:val="b"/>
+                      </m:rPr>
+                      <w:rPr>
+                        <w:rFonts w:ascii="Cambria Math" w:hAnsi="Cambria Math"/>
+                      </w:rPr>
+                      <m:t>a</m:t>
+                    </m:r>
+                  </m:e>
+                  <m:sub>
+                    <m:r>
+                      <w:rPr>
+                        <w:rFonts w:ascii="Cambria Math" w:hAnsi="Cambria Math"/>
+                      </w:rPr>
+                      <m:t>i</m:t>
+                    </m:r>
+                  </m:sub>
+                </m:sSub>
+              </m:e>
+            </m:nary>
+            <m:r>
+              <w:rPr>
+                <w:rFonts w:ascii="Cambria Math" w:hAnsi="Cambria Math"/>
+              </w:rPr>
+              <m:t>=1</m:t>
+            </m:r>
+          </m:e>
+        </m:d>
+      </m:oMath>
+      <w:r>
+        <w:rPr>
+          <w:rFonts w:eastAsiaTheme="minorEastAsia"/>
+          <w:iCs/>
+        </w:rPr>
+        <w:t xml:space="preserve"> </w:t>
+      </w:r>
+    </w:p>
+    <w:p>
+      <w:pPr>
+        <w:rPr>
+          <w:rFonts w:eastAsiaTheme="minorEastAsia"/>
+          <w:iCs/>
+        </w:rPr>
+      </w:pPr>
+    </w:p>
+    <w:p/>
     <w:p/>
     <w:p/>
     <w:p>

--- a/docs/optimal_transport_and_Sinkhorn_algorithm/Deep_Dive_into_Optimal_Transport_Theory_and_Sinkhorn_Algorithm.docx
+++ b/docs/optimal_transport_and_Sinkhorn_algorithm/Deep_Dive_into_Optimal_Transport_Theory_and_Sinkhorn_Algorithm.docx
@@ -342,6 +342,13 @@
         </w:rPr>
         <w:t xml:space="preserve"> </w:t>
       </w:r>
+      <w:r>
+        <w:rPr>
+          <w:rFonts w:eastAsiaTheme="minorEastAsia"/>
+          <w:iCs/>
+        </w:rPr>
+        <w:t xml:space="preserve">   (hst.1)</w:t>
+      </w:r>
     </w:p>
     <w:p>
       <w:pPr>
@@ -351,6 +358,284 @@
         </w:rPr>
       </w:pPr>
     </w:p>
+    <w:p>
+      <w:pPr>
+        <w:rPr>
+          <w:rFonts w:eastAsiaTheme="minorEastAsia"/>
+          <w:iCs/>
+        </w:rPr>
+      </w:pPr>
+      <w:r>
+        <w:rPr>
+          <w:rFonts w:eastAsiaTheme="minorEastAsia"/>
+          <w:b/>
+          <w:bCs/>
+          <w:iCs/>
+        </w:rPr>
+        <w:t>Definition</w:t>
+      </w:r>
+      <w:r>
+        <w:rPr>
+          <w:rFonts w:eastAsiaTheme="minorEastAsia"/>
+          <w:iCs/>
+        </w:rPr>
+        <w:t xml:space="preserve"> </w:t>
+      </w:r>
+      <w:r>
+        <w:rPr>
+          <w:rFonts w:eastAsiaTheme="minorEastAsia"/>
+          <w:i/>
+        </w:rPr>
+        <w:t>Discrete Measure</w:t>
+      </w:r>
+    </w:p>
+    <w:p>
+      <w:r>
+        <w:t xml:space="preserve">A discrete measure </w:t>
+      </w:r>
+      <m:oMath>
+        <m:r>
+          <w:rPr>
+            <w:rFonts w:ascii="Cambria Math" w:hAnsi="Cambria Math"/>
+          </w:rPr>
+          <m:t>α</m:t>
+        </m:r>
+      </m:oMath>
+      <w:r>
+        <w:rPr>
+          <w:rFonts w:eastAsiaTheme="minorEastAsia"/>
+        </w:rPr>
+        <w:t xml:space="preserve"> </w:t>
+      </w:r>
+      <w:r>
+        <w:t xml:space="preserve">with weights </w:t>
+      </w:r>
+      <m:oMath>
+        <m:r>
+          <m:rPr>
+            <m:sty m:val="b"/>
+          </m:rPr>
+          <w:rPr>
+            <w:rFonts w:ascii="Cambria Math" w:hAnsi="Cambria Math"/>
+          </w:rPr>
+          <m:t>a</m:t>
+        </m:r>
+      </m:oMath>
+      <w:r>
+        <w:t xml:space="preserve"> and locations</w:t>
+      </w:r>
+      <w:r>
+        <w:t xml:space="preserve"> </w:t>
+      </w:r>
+      <m:oMath>
+        <m:sSub>
+          <m:sSubPr>
+            <m:ctrlPr>
+              <w:rPr>
+                <w:rFonts w:ascii="Cambria Math" w:hAnsi="Cambria Math"/>
+                <w:i/>
+              </w:rPr>
+            </m:ctrlPr>
+          </m:sSubPr>
+          <m:e>
+            <m:r>
+              <w:rPr>
+                <w:rFonts w:ascii="Cambria Math" w:hAnsi="Cambria Math"/>
+              </w:rPr>
+              <m:t>x</m:t>
+            </m:r>
+          </m:e>
+          <m:sub>
+            <m:r>
+              <w:rPr>
+                <w:rFonts w:ascii="Cambria Math" w:hAnsi="Cambria Math"/>
+              </w:rPr>
+              <m:t>1</m:t>
+            </m:r>
+          </m:sub>
+        </m:sSub>
+        <m:r>
+          <w:rPr>
+            <w:rFonts w:ascii="Cambria Math" w:hAnsi="Cambria Math"/>
+          </w:rPr>
+          <m:t>,…,</m:t>
+        </m:r>
+        <m:sSub>
+          <m:sSubPr>
+            <m:ctrlPr>
+              <w:rPr>
+                <w:rFonts w:ascii="Cambria Math" w:hAnsi="Cambria Math"/>
+                <w:i/>
+              </w:rPr>
+            </m:ctrlPr>
+          </m:sSubPr>
+          <m:e>
+            <m:r>
+              <w:rPr>
+                <w:rFonts w:ascii="Cambria Math" w:hAnsi="Cambria Math"/>
+              </w:rPr>
+              <m:t>x</m:t>
+            </m:r>
+          </m:e>
+          <m:sub>
+            <m:r>
+              <w:rPr>
+                <w:rFonts w:ascii="Cambria Math" w:hAnsi="Cambria Math"/>
+              </w:rPr>
+              <m:t>n</m:t>
+            </m:r>
+          </m:sub>
+        </m:sSub>
+        <m:r>
+          <m:rPr>
+            <m:scr m:val="script"/>
+          </m:rPr>
+          <w:rPr>
+            <w:rFonts w:ascii="Cambria Math" w:hAnsi="Cambria Math"/>
+          </w:rPr>
+          <m:t>∈X</m:t>
+        </m:r>
+      </m:oMath>
+      <w:r>
+        <w:t xml:space="preserve"> is defined as:</w:t>
+      </w:r>
+    </w:p>
+    <w:p/>
+    <w:p>
+      <w:pPr>
+        <w:rPr>
+          <w:rFonts w:eastAsiaTheme="minorEastAsia"/>
+        </w:rPr>
+      </w:pPr>
+      <m:oMath>
+        <m:r>
+          <w:rPr>
+            <w:rFonts w:ascii="Cambria Math" w:hAnsi="Cambria Math"/>
+          </w:rPr>
+          <m:t>α=</m:t>
+        </m:r>
+        <m:nary>
+          <m:naryPr>
+            <m:chr m:val="∑"/>
+            <m:limLoc m:val="undOvr"/>
+            <m:ctrlPr>
+              <w:rPr>
+                <w:rFonts w:ascii="Cambria Math" w:hAnsi="Cambria Math"/>
+                <w:i/>
+              </w:rPr>
+            </m:ctrlPr>
+          </m:naryPr>
+          <m:sub>
+            <m:r>
+              <w:rPr>
+                <w:rFonts w:ascii="Cambria Math" w:hAnsi="Cambria Math"/>
+              </w:rPr>
+              <m:t>i=1</m:t>
+            </m:r>
+          </m:sub>
+          <m:sup>
+            <m:r>
+              <w:rPr>
+                <w:rFonts w:ascii="Cambria Math" w:hAnsi="Cambria Math"/>
+              </w:rPr>
+              <m:t>n</m:t>
+            </m:r>
+          </m:sup>
+          <m:e>
+            <m:sSub>
+              <m:sSubPr>
+                <m:ctrlPr>
+                  <w:rPr>
+                    <w:rFonts w:ascii="Cambria Math" w:hAnsi="Cambria Math"/>
+                    <w:i/>
+                  </w:rPr>
+                </m:ctrlPr>
+              </m:sSubPr>
+              <m:e>
+                <m:r>
+                  <m:rPr>
+                    <m:sty m:val="b"/>
+                  </m:rPr>
+                  <w:rPr>
+                    <w:rFonts w:ascii="Cambria Math" w:hAnsi="Cambria Math"/>
+                  </w:rPr>
+                  <m:t>a</m:t>
+                </m:r>
+              </m:e>
+              <m:sub>
+                <m:r>
+                  <w:rPr>
+                    <w:rFonts w:ascii="Cambria Math" w:hAnsi="Cambria Math"/>
+                  </w:rPr>
+                  <m:t>i</m:t>
+                </m:r>
+              </m:sub>
+            </m:sSub>
+            <m:sSub>
+              <m:sSubPr>
+                <m:ctrlPr>
+                  <w:rPr>
+                    <w:rFonts w:ascii="Cambria Math" w:hAnsi="Cambria Math"/>
+                    <w:i/>
+                  </w:rPr>
+                </m:ctrlPr>
+              </m:sSubPr>
+              <m:e>
+                <m:r>
+                  <w:rPr>
+                    <w:rFonts w:ascii="Cambria Math" w:hAnsi="Cambria Math"/>
+                  </w:rPr>
+                  <m:t>δ</m:t>
+                </m:r>
+              </m:e>
+              <m:sub>
+                <m:sSub>
+                  <m:sSubPr>
+                    <m:ctrlPr>
+                      <w:rPr>
+                        <w:rFonts w:ascii="Cambria Math" w:hAnsi="Cambria Math"/>
+                        <w:i/>
+                      </w:rPr>
+                    </m:ctrlPr>
+                  </m:sSubPr>
+                  <m:e>
+                    <m:r>
+                      <w:rPr>
+                        <w:rFonts w:ascii="Cambria Math" w:hAnsi="Cambria Math"/>
+                      </w:rPr>
+                      <m:t>x</m:t>
+                    </m:r>
+                  </m:e>
+                  <m:sub>
+                    <m:r>
+                      <w:rPr>
+                        <w:rFonts w:ascii="Cambria Math" w:hAnsi="Cambria Math"/>
+                      </w:rPr>
+                      <m:t>i</m:t>
+                    </m:r>
+                  </m:sub>
+                </m:sSub>
+              </m:sub>
+            </m:sSub>
+          </m:e>
+        </m:nary>
+      </m:oMath>
+      <w:r>
+        <w:rPr>
+          <w:rFonts w:eastAsiaTheme="minorEastAsia"/>
+        </w:rPr>
+        <w:t xml:space="preserve">      (dsc.1)</w:t>
+      </w:r>
+    </w:p>
+    <w:p>
+      <w:pPr>
+        <w:rPr>
+          <w:rFonts w:eastAsiaTheme="minorEastAsia"/>
+        </w:rPr>
+      </w:pPr>
+    </w:p>
+    <w:p/>
+    <w:p/>
     <w:p/>
     <w:p/>
     <w:p/>
@@ -1412,6 +1697,16 @@
       <w:shd w:val="clear" w:color="auto" w:fill="E1DFDD"/>
     </w:rPr>
   </w:style>
+  <w:style w:type="character" w:styleId="PlaceholderText">
+    <w:name w:val="Placeholder Text"/>
+    <w:basedOn w:val="DefaultParagraphFont"/>
+    <w:uiPriority w:val="99"/>
+    <w:semiHidden/>
+    <w:rsid w:val="000D6C99"/>
+    <w:rPr>
+      <w:color w:val="666666"/>
+    </w:rPr>
+  </w:style>
 </w:styles>
 </file>
 
